--- a/docs/governance/dpia-v2.docx
+++ b/docs/governance/dpia-v2.docx
@@ -2288,6 +2288,20 @@
                 <w:sz w:val="18"/>
                 <w:szCs w:val="18"/>
               </w:rPr>
+              <w:t xml:space="preserve">| DPIA-07  | TLS Termination Outside the UK (CDN)  | Med (9)       | Pseudonymised payloads only, TLS 1.3  | Low (4)  |</w:t>
+            </w:r>
+          </w:p>
+          <w:p>
+            <w:pPr>
+              <w:spacing w:after="30" w:line="230"/>
+            </w:pPr>
+            <w:r>
+              <w:rPr>
+                <w:rFonts w:ascii="Consolas" w:cs="Consolas" w:eastAsia="Consolas" w:hAnsi="Consolas"/>
+                <w:color w:val="1E293B"/>
+                <w:sz w:val="18"/>
+                <w:szCs w:val="18"/>
+              </w:rPr>
               <w:t xml:space="preserve">+----------------------------------------------------------------------------------------------------+</w:t>
             </w:r>
           </w:p>
@@ -2934,6 +2948,936 @@
           <w:szCs w:val="21"/>
         </w:rPr>
         <w:t xml:space="preserve">: ACCEPTED (Low).</w:t>
+      </w:r>
+    </w:p>
+    <w:p>
+      <w:pPr>
+        <w:pStyle w:val="Heading4"/>
+        <w:spacing w:after="60" w:before="140"/>
+      </w:pPr>
+      <w:r>
+        <w:rPr>
+          <w:rFonts w:ascii="Calibri" w:cs="Calibri" w:eastAsia="Calibri" w:hAnsi="Calibri"/>
+          <w:b/>
+          <w:bCs/>
+          <w:color w:val="334155"/>
+          <w:sz w:val="21"/>
+          <w:szCs w:val="21"/>
+        </w:rPr>
+        <w:t xml:space="preserve">4. TLS Termination Outside the United Kingdom (DPIA-07)</w:t>
+      </w:r>
+    </w:p>
+    <w:p>
+      <w:pPr>
+        <w:pStyle w:val="ListParagraph"/>
+        <w:numPr>
+          <w:ilvl w:val="0"/>
+          <w:numId w:val="1"/>
+        </w:numPr>
+        <w:spacing w:after="60" w:line="260"/>
+      </w:pPr>
+      <w:r>
+        <w:rPr>
+          <w:rFonts w:ascii="Calibri" w:cs="Calibri" w:eastAsia="Calibri" w:hAnsi="Calibri"/>
+          <w:b/>
+          <w:bCs/>
+          <w:color w:val="222222"/>
+          <w:sz w:val="21"/>
+          <w:szCs w:val="21"/>
+        </w:rPr>
+        <w:t xml:space="preserve">Threat</w:t>
+      </w:r>
+      <w:r>
+        <w:rPr>
+          <w:rFonts w:ascii="Calibri" w:cs="Calibri" w:eastAsia="Calibri" w:hAnsi="Calibri"/>
+          <w:color w:val="222222"/>
+          <w:sz w:val="21"/>
+          <w:szCs w:val="21"/>
+        </w:rPr>
+        <w:t xml:space="preserve">: The claim made elsewhere in this assessment that processing is pinned to the</w:t>
+      </w:r>
+      <w:r>
+        <w:br/>
+      </w:r>
+      <w:r>
+        <w:rPr>
+          <w:rFonts w:ascii="Calibri" w:cs="Calibri" w:eastAsia="Calibri" w:hAnsi="Calibri"/>
+          <w:color w:val="222222"/>
+          <w:sz w:val="21"/>
+          <w:szCs w:val="21"/>
+        </w:rPr>
+        <w:t xml:space="preserve">United Kingdom does not hold for the network edge. Both </w:t>
+      </w:r>
+      <w:r>
+        <w:rPr>
+          <w:rFonts w:ascii="Consolas" w:cs="Consolas" w:eastAsia="Consolas" w:hAnsi="Consolas"/>
+          <w:color w:val="0F172A"/>
+          <w:sz w:val="19"/>
+          <w:szCs w:val="19"/>
+          <w:shd w:fill="E2E8F0" w:val="clear"/>
+        </w:rPr>
+        <w:t xml:space="preserve">caseace.adviceintelligence.tech</w:t>
+      </w:r>
+      <w:r>
+        <w:br/>
+      </w:r>
+      <w:r>
+        <w:rPr>
+          <w:rFonts w:ascii="Calibri" w:cs="Calibri" w:eastAsia="Calibri" w:hAnsi="Calibri"/>
+          <w:color w:val="222222"/>
+          <w:sz w:val="21"/>
+          <w:szCs w:val="21"/>
+        </w:rPr>
+        <w:t xml:space="preserve">and </w:t>
+      </w:r>
+      <w:r>
+        <w:rPr>
+          <w:rFonts w:ascii="Consolas" w:cs="Consolas" w:eastAsia="Consolas" w:hAnsi="Consolas"/>
+          <w:color w:val="0F172A"/>
+          <w:sz w:val="19"/>
+          <w:szCs w:val="19"/>
+          <w:shd w:fill="E2E8F0" w:val="clear"/>
+        </w:rPr>
+        <w:t xml:space="preserve">api.caseace.adviceintelligence.tech</w:t>
+      </w:r>
+      <w:r>
+        <w:rPr>
+          <w:rFonts w:ascii="Calibri" w:cs="Calibri" w:eastAsia="Calibri" w:hAnsi="Calibri"/>
+          <w:color w:val="222222"/>
+          <w:sz w:val="21"/>
+          <w:szCs w:val="21"/>
+        </w:rPr>
+        <w:t xml:space="preserve"> are served by Firebase Hosting, which is a global</w:t>
+      </w:r>
+      <w:r>
+        <w:br/>
+      </w:r>
+      <w:r>
+        <w:rPr>
+          <w:rFonts w:ascii="Calibri" w:cs="Calibri" w:eastAsia="Calibri" w:hAnsi="Calibri"/>
+          <w:color w:val="222222"/>
+          <w:sz w:val="21"/>
+          <w:szCs w:val="21"/>
+        </w:rPr>
+        <w:t xml:space="preserve">anycast content delivery network. TLS terminates at whichever Google edge location is</w:t>
+      </w:r>
+      <w:r>
+        <w:br/>
+      </w:r>
+      <w:r>
+        <w:rPr>
+          <w:rFonts w:ascii="Calibri" w:cs="Calibri" w:eastAsia="Calibri" w:hAnsi="Calibri"/>
+          <w:color w:val="222222"/>
+          <w:sz w:val="21"/>
+          <w:szCs w:val="21"/>
+        </w:rPr>
+        <w:t xml:space="preserve">closest to the adviser, which for advisers working in London will in practice be a London</w:t>
+      </w:r>
+      <w:r>
+        <w:br/>
+      </w:r>
+      <w:r>
+        <w:rPr>
+          <w:rFonts w:ascii="Calibri" w:cs="Calibri" w:eastAsia="Calibri" w:hAnsi="Calibri"/>
+          <w:color w:val="222222"/>
+          <w:sz w:val="21"/>
+          <w:szCs w:val="21"/>
+        </w:rPr>
+        <w:t xml:space="preserve">point of presence but is neither guaranteed nor contractually pinned. Traffic is decrypted</w:t>
+      </w:r>
+      <w:r>
+        <w:br/>
+      </w:r>
+      <w:r>
+        <w:rPr>
+          <w:rFonts w:ascii="Calibri" w:cs="Calibri" w:eastAsia="Calibri" w:hAnsi="Calibri"/>
+          <w:color w:val="222222"/>
+          <w:sz w:val="21"/>
+          <w:szCs w:val="21"/>
+        </w:rPr>
+        <w:t xml:space="preserve">and re-encrypted at that edge before being forwarded to the Cloud Run service.</w:t>
+      </w:r>
+    </w:p>
+    <w:p>
+      <w:pPr>
+        <w:pStyle w:val="ListParagraph"/>
+        <w:numPr>
+          <w:ilvl w:val="0"/>
+          <w:numId w:val="1"/>
+        </w:numPr>
+        <w:spacing w:after="60" w:line="260"/>
+      </w:pPr>
+      <w:r>
+        <w:rPr>
+          <w:rFonts w:ascii="Calibri" w:cs="Calibri" w:eastAsia="Calibri" w:hAnsi="Calibri"/>
+          <w:b/>
+          <w:bCs/>
+          <w:color w:val="222222"/>
+          <w:sz w:val="21"/>
+          <w:szCs w:val="21"/>
+        </w:rPr>
+        <w:t xml:space="preserve">Why this route was chosen</w:t>
+      </w:r>
+      <w:r>
+        <w:rPr>
+          <w:rFonts w:ascii="Calibri" w:cs="Calibri" w:eastAsia="Calibri" w:hAnsi="Calibri"/>
+          <w:color w:val="222222"/>
+          <w:sz w:val="21"/>
+          <w:szCs w:val="21"/>
+        </w:rPr>
+        <w:t xml:space="preserve">: Cloud Run domain mappings are not available in</w:t>
+      </w:r>
+      <w:r>
+        <w:br/>
+      </w:r>
+      <w:r>
+        <w:rPr>
+          <w:rFonts w:ascii="Consolas" w:cs="Consolas" w:eastAsia="Consolas" w:hAnsi="Consolas"/>
+          <w:color w:val="0F172A"/>
+          <w:sz w:val="19"/>
+          <w:szCs w:val="19"/>
+          <w:shd w:fill="E2E8F0" w:val="clear"/>
+        </w:rPr>
+        <w:t xml:space="preserve">europe-west2</w:t>
+      </w:r>
+      <w:r>
+        <w:rPr>
+          <w:rFonts w:ascii="Calibri" w:cs="Calibri" w:eastAsia="Calibri" w:hAnsi="Calibri"/>
+          <w:color w:val="222222"/>
+          <w:sz w:val="21"/>
+          <w:szCs w:val="21"/>
+        </w:rPr>
+        <w:t xml:space="preserve">. The alternatives were Firebase Hosting, which is free and immediate, or an</w:t>
+      </w:r>
+      <w:r>
+        <w:br/>
+      </w:r>
+      <w:r>
+        <w:rPr>
+          <w:rFonts w:ascii="Calibri" w:cs="Calibri" w:eastAsia="Calibri" w:hAnsi="Calibri"/>
+          <w:color w:val="222222"/>
+          <w:sz w:val="21"/>
+          <w:szCs w:val="21"/>
+        </w:rPr>
+        <w:t xml:space="preserve">external Application Load Balancer. A </w:t>
+      </w:r>
+      <w:r>
+        <w:rPr>
+          <w:rFonts w:ascii="Calibri" w:cs="Calibri" w:eastAsia="Calibri" w:hAnsi="Calibri"/>
+          <w:i/>
+          <w:iCs/>
+          <w:color w:val="222222"/>
+          <w:sz w:val="21"/>
+          <w:szCs w:val="21"/>
+        </w:rPr>
+        <w:t xml:space="preserve">global</w:t>
+      </w:r>
+      <w:r>
+        <w:rPr>
+          <w:rFonts w:ascii="Calibri" w:cs="Calibri" w:eastAsia="Calibri" w:hAnsi="Calibri"/>
+          <w:color w:val="222222"/>
+          <w:sz w:val="21"/>
+          <w:szCs w:val="21"/>
+        </w:rPr>
+        <w:t xml:space="preserve"> external load balancer would terminate at</w:t>
+      </w:r>
+      <w:r>
+        <w:br/>
+      </w:r>
+      <w:r>
+        <w:rPr>
+          <w:rFonts w:ascii="Calibri" w:cs="Calibri" w:eastAsia="Calibri" w:hAnsi="Calibri"/>
+          <w:color w:val="222222"/>
+          <w:sz w:val="21"/>
+          <w:szCs w:val="21"/>
+        </w:rPr>
+        <w:t xml:space="preserve">the same global edge and so would not improve the position; only a </w:t>
+      </w:r>
+      <w:r>
+        <w:rPr>
+          <w:rFonts w:ascii="Calibri" w:cs="Calibri" w:eastAsia="Calibri" w:hAnsi="Calibri"/>
+          <w:b/>
+          <w:bCs/>
+          <w:color w:val="222222"/>
+          <w:sz w:val="21"/>
+          <w:szCs w:val="21"/>
+        </w:rPr>
+        <w:t xml:space="preserve">regional</w:t>
+      </w:r>
+      <w:r>
+        <w:rPr>
+          <w:rFonts w:ascii="Calibri" w:cs="Calibri" w:eastAsia="Calibri" w:hAnsi="Calibri"/>
+          <w:color w:val="222222"/>
+          <w:sz w:val="21"/>
+          <w:szCs w:val="21"/>
+        </w:rPr>
+        <w:t xml:space="preserve"> external</w:t>
+      </w:r>
+      <w:r>
+        <w:br/>
+      </w:r>
+      <w:r>
+        <w:rPr>
+          <w:rFonts w:ascii="Calibri" w:cs="Calibri" w:eastAsia="Calibri" w:hAnsi="Calibri"/>
+          <w:color w:val="222222"/>
+          <w:sz w:val="21"/>
+          <w:szCs w:val="21"/>
+        </w:rPr>
+        <w:t xml:space="preserve">load balancer in </w:t>
+      </w:r>
+      <w:r>
+        <w:rPr>
+          <w:rFonts w:ascii="Consolas" w:cs="Consolas" w:eastAsia="Consolas" w:hAnsi="Consolas"/>
+          <w:color w:val="0F172A"/>
+          <w:sz w:val="19"/>
+          <w:szCs w:val="19"/>
+          <w:shd w:fill="E2E8F0" w:val="clear"/>
+        </w:rPr>
+        <w:t xml:space="preserve">europe-west2</w:t>
+      </w:r>
+      <w:r>
+        <w:rPr>
+          <w:rFonts w:ascii="Calibri" w:cs="Calibri" w:eastAsia="Calibri" w:hAnsi="Calibri"/>
+          <w:color w:val="222222"/>
+          <w:sz w:val="21"/>
+          <w:szCs w:val="21"/>
+        </w:rPr>
+        <w:t xml:space="preserve"> would keep termination inside the United Kingdom, at</w:t>
+      </w:r>
+      <w:r>
+        <w:br/>
+      </w:r>
+      <w:r>
+        <w:rPr>
+          <w:rFonts w:ascii="Calibri" w:cs="Calibri" w:eastAsia="Calibri" w:hAnsi="Calibri"/>
+          <w:color w:val="222222"/>
+          <w:sz w:val="21"/>
+          <w:szCs w:val="21"/>
+        </w:rPr>
+        <w:t xml:space="preserve">additional cost and configuration complexity.</w:t>
+      </w:r>
+    </w:p>
+    <w:p>
+      <w:pPr>
+        <w:pStyle w:val="ListParagraph"/>
+        <w:numPr>
+          <w:ilvl w:val="0"/>
+          <w:numId w:val="1"/>
+        </w:numPr>
+        <w:spacing w:after="60" w:line="260"/>
+      </w:pPr>
+      <w:r>
+        <w:rPr>
+          <w:rFonts w:ascii="Calibri" w:cs="Calibri" w:eastAsia="Calibri" w:hAnsi="Calibri"/>
+          <w:b/>
+          <w:bCs/>
+          <w:color w:val="222222"/>
+          <w:sz w:val="21"/>
+          <w:szCs w:val="21"/>
+        </w:rPr>
+        <w:t xml:space="preserve">What actually crosses the edge</w:t>
+      </w:r>
+      <w:r>
+        <w:rPr>
+          <w:rFonts w:ascii="Calibri" w:cs="Calibri" w:eastAsia="Calibri" w:hAnsi="Calibri"/>
+          <w:color w:val="222222"/>
+          <w:sz w:val="21"/>
+          <w:szCs w:val="21"/>
+        </w:rPr>
+        <w:t xml:space="preserve">:</w:t>
+      </w:r>
+    </w:p>
+    <w:p>
+      <w:pPr>
+        <w:pStyle w:val="ListParagraph"/>
+        <w:numPr>
+          <w:ilvl w:val="0"/>
+          <w:numId w:val="1"/>
+        </w:numPr>
+        <w:spacing w:after="60" w:line="260"/>
+      </w:pPr>
+      <w:r>
+        <w:rPr>
+          <w:rFonts w:ascii="Calibri" w:cs="Calibri" w:eastAsia="Calibri" w:hAnsi="Calibri"/>
+          <w:color w:val="222222"/>
+          <w:sz w:val="21"/>
+          <w:szCs w:val="21"/>
+        </w:rPr>
+        <w:t xml:space="preserve">Static application assets, which contain no client data.</w:t>
+      </w:r>
+    </w:p>
+    <w:p>
+      <w:pPr>
+        <w:pStyle w:val="ListParagraph"/>
+        <w:numPr>
+          <w:ilvl w:val="0"/>
+          <w:numId w:val="1"/>
+        </w:numPr>
+        <w:spacing w:after="60" w:line="260"/>
+      </w:pPr>
+      <w:r>
+        <w:rPr>
+          <w:rFonts w:ascii="Calibri" w:cs="Calibri" w:eastAsia="Calibri" w:hAnsi="Calibri"/>
+          <w:color w:val="222222"/>
+          <w:sz w:val="21"/>
+          <w:szCs w:val="21"/>
+        </w:rPr>
+        <w:t xml:space="preserve">Adviser authentication exchanges and session tokens. This is staff personal data, and</w:t>
+      </w:r>
+      <w:r>
+        <w:br/>
+      </w:r>
+      <w:r>
+        <w:rPr>
+          <w:rFonts w:ascii="Calibri" w:cs="Calibri" w:eastAsia="Calibri" w:hAnsi="Calibri"/>
+          <w:color w:val="222222"/>
+          <w:sz w:val="21"/>
+          <w:szCs w:val="21"/>
+        </w:rPr>
+        <w:t xml:space="preserve">a compromised edge would be an authentication risk rather than a client data risk.</w:t>
+      </w:r>
+    </w:p>
+    <w:p>
+      <w:pPr>
+        <w:pStyle w:val="ListParagraph"/>
+        <w:numPr>
+          <w:ilvl w:val="0"/>
+          <w:numId w:val="1"/>
+        </w:numPr>
+        <w:spacing w:after="60" w:line="260"/>
+      </w:pPr>
+      <w:r>
+        <w:rPr>
+          <w:rFonts w:ascii="Calibri" w:cs="Calibri" w:eastAsia="Calibri" w:hAnsi="Calibri"/>
+          <w:color w:val="222222"/>
+          <w:sz w:val="21"/>
+          <w:szCs w:val="21"/>
+        </w:rPr>
+        <w:t xml:space="preserve">Requests to mint short-lived, downscoped cloud credentials.</w:t>
+      </w:r>
+    </w:p>
+    <w:p>
+      <w:pPr>
+        <w:pStyle w:val="ListParagraph"/>
+        <w:numPr>
+          <w:ilvl w:val="0"/>
+          <w:numId w:val="1"/>
+        </w:numPr>
+        <w:spacing w:after="60" w:line="260"/>
+      </w:pPr>
+      <w:r>
+        <w:rPr>
+          <w:rFonts w:ascii="Calibri" w:cs="Calibri" w:eastAsia="Calibri" w:hAnsi="Calibri"/>
+          <w:color w:val="222222"/>
+          <w:sz w:val="21"/>
+          <w:szCs w:val="21"/>
+        </w:rPr>
+        <w:t xml:space="preserve">Monitoring events, which are constrained by schema to carry no client identifiers and</w:t>
+      </w:r>
+      <w:r>
+        <w:br/>
+      </w:r>
+      <w:r>
+        <w:rPr>
+          <w:rFonts w:ascii="Calibri" w:cs="Calibri" w:eastAsia="Calibri" w:hAnsi="Calibri"/>
+          <w:color w:val="222222"/>
+          <w:sz w:val="21"/>
+          <w:szCs w:val="21"/>
+        </w:rPr>
+        <w:t xml:space="preserve">no free text.</w:t>
+      </w:r>
+    </w:p>
+    <w:p>
+      <w:pPr>
+        <w:pStyle w:val="ListParagraph"/>
+        <w:numPr>
+          <w:ilvl w:val="0"/>
+          <w:numId w:val="1"/>
+        </w:numPr>
+        <w:spacing w:after="60" w:line="260"/>
+      </w:pPr>
+      <w:r>
+        <w:rPr>
+          <w:rFonts w:ascii="Calibri" w:cs="Calibri" w:eastAsia="Calibri" w:hAnsi="Calibri"/>
+          <w:b/>
+          <w:bCs/>
+          <w:color w:val="222222"/>
+          <w:sz w:val="21"/>
+          <w:szCs w:val="21"/>
+        </w:rPr>
+        <w:t xml:space="preserve">The tokenised transcript and the drafted case note.</w:t>
+      </w:r>
+      <w:r>
+        <w:rPr>
+          <w:rFonts w:ascii="Calibri" w:cs="Calibri" w:eastAsia="Calibri" w:hAnsi="Calibri"/>
+          <w:color w:val="222222"/>
+          <w:sz w:val="21"/>
+          <w:szCs w:val="21"/>
+        </w:rPr>
+        <w:t xml:space="preserve"> Direct identifiers have been</w:t>
+      </w:r>
+      <w:r>
+        <w:br/>
+      </w:r>
+      <w:r>
+        <w:rPr>
+          <w:rFonts w:ascii="Calibri" w:cs="Calibri" w:eastAsia="Calibri" w:hAnsi="Calibri"/>
+          <w:color w:val="222222"/>
+          <w:sz w:val="21"/>
+          <w:szCs w:val="21"/>
+        </w:rPr>
+        <w:t xml:space="preserve">replaced with abstract surrogates before transmission, but the substance of the client’s</w:t>
+      </w:r>
+      <w:r>
+        <w:br/>
+      </w:r>
+      <w:r>
+        <w:rPr>
+          <w:rFonts w:ascii="Calibri" w:cs="Calibri" w:eastAsia="Calibri" w:hAnsi="Calibri"/>
+          <w:color w:val="222222"/>
+          <w:sz w:val="21"/>
+          <w:szCs w:val="21"/>
+        </w:rPr>
+        <w:t xml:space="preserve">circumstances remains. This is pseudonymised personal data under UK GDPR, not anonymous</w:t>
+      </w:r>
+      <w:r>
+        <w:br/>
+      </w:r>
+      <w:r>
+        <w:rPr>
+          <w:rFonts w:ascii="Calibri" w:cs="Calibri" w:eastAsia="Calibri" w:hAnsi="Calibri"/>
+          <w:color w:val="222222"/>
+          <w:sz w:val="21"/>
+          <w:szCs w:val="21"/>
+        </w:rPr>
+        <w:t xml:space="preserve">data, and it is the material exposure on this path.</w:t>
+      </w:r>
+    </w:p>
+    <w:p>
+      <w:pPr>
+        <w:spacing w:after="80"/>
+      </w:pPr>
+    </w:p>
+    <w:p>
+      <w:pPr>
+        <w:spacing w:after="100" w:line="270"/>
+      </w:pPr>
+      <w:r>
+        <w:rPr>
+          <w:rFonts w:ascii="Calibri" w:cs="Calibri" w:eastAsia="Calibri" w:hAnsi="Calibri"/>
+          <w:b/>
+          <w:bCs/>
+          <w:color w:val="222222"/>
+          <w:sz w:val="21"/>
+          <w:szCs w:val="21"/>
+        </w:rPr>
+        <w:t xml:space="preserve">What does not cross the edge</w:t>
+      </w:r>
+      <w:r>
+        <w:rPr>
+          <w:rFonts w:ascii="Calibri" w:cs="Calibri" w:eastAsia="Calibri" w:hAnsi="Calibri"/>
+          <w:color w:val="222222"/>
+          <w:sz w:val="21"/>
+          <w:szCs w:val="21"/>
+        </w:rPr>
+        <w:t xml:space="preserve">: raw audio and redacted audio are never sent to the</w:t>
+      </w:r>
+      <w:r>
+        <w:br/>
+      </w:r>
+      <w:r>
+        <w:rPr>
+          <w:rFonts w:ascii="Calibri" w:cs="Calibri" w:eastAsia="Calibri" w:hAnsi="Calibri"/>
+          <w:color w:val="222222"/>
+          <w:sz w:val="21"/>
+          <w:szCs w:val="21"/>
+        </w:rPr>
+        <w:t xml:space="preserve">backend at all. The browser calls Google Cloud Speech-to-Text directly using an ephemeral</w:t>
+      </w:r>
+      <w:r>
+        <w:br/>
+      </w:r>
+      <w:r>
+        <w:rPr>
+          <w:rFonts w:ascii="Calibri" w:cs="Calibri" w:eastAsia="Calibri" w:hAnsi="Calibri"/>
+          <w:color w:val="222222"/>
+          <w:sz w:val="21"/>
+          <w:szCs w:val="21"/>
+        </w:rPr>
+        <w:t xml:space="preserve">downscoped credential, against the region-pinned </w:t>
+      </w:r>
+      <w:r>
+        <w:rPr>
+          <w:rFonts w:ascii="Consolas" w:cs="Consolas" w:eastAsia="Consolas" w:hAnsi="Consolas"/>
+          <w:color w:val="0F172A"/>
+          <w:sz w:val="19"/>
+          <w:szCs w:val="19"/>
+          <w:shd w:fill="E2E8F0" w:val="clear"/>
+        </w:rPr>
+        <w:t xml:space="preserve">europe-west2</w:t>
+      </w:r>
+      <w:r>
+        <w:rPr>
+          <w:rFonts w:ascii="Calibri" w:cs="Calibri" w:eastAsia="Calibri" w:hAnsi="Calibri"/>
+          <w:color w:val="222222"/>
+          <w:sz w:val="21"/>
+          <w:szCs w:val="21"/>
+        </w:rPr>
+        <w:t xml:space="preserve"> endpoint. The single most</w:t>
+      </w:r>
+      <w:r>
+        <w:br/>
+      </w:r>
+      <w:r>
+        <w:rPr>
+          <w:rFonts w:ascii="Calibri" w:cs="Calibri" w:eastAsia="Calibri" w:hAnsi="Calibri"/>
+          <w:color w:val="222222"/>
+          <w:sz w:val="21"/>
+          <w:szCs w:val="21"/>
+        </w:rPr>
+        <w:t xml:space="preserve">sensitive artefact in the system therefore does not traverse the content delivery network.</w:t>
+      </w:r>
+    </w:p>
+    <w:p>
+      <w:pPr>
+        <w:spacing w:after="100" w:line="270"/>
+      </w:pPr>
+      <w:r>
+        <w:rPr>
+          <w:rFonts w:ascii="Calibri" w:cs="Calibri" w:eastAsia="Calibri" w:hAnsi="Calibri"/>
+          <w:b/>
+          <w:bCs/>
+          <w:color w:val="222222"/>
+          <w:sz w:val="21"/>
+          <w:szCs w:val="21"/>
+        </w:rPr>
+        <w:t xml:space="preserve">Compensating Controls</w:t>
+      </w:r>
+      <w:r>
+        <w:rPr>
+          <w:rFonts w:ascii="Calibri" w:cs="Calibri" w:eastAsia="Calibri" w:hAnsi="Calibri"/>
+          <w:color w:val="222222"/>
+          <w:sz w:val="21"/>
+          <w:szCs w:val="21"/>
+        </w:rPr>
+        <w:t xml:space="preserve">:</w:t>
+      </w:r>
+    </w:p>
+    <w:p>
+      <w:pPr>
+        <w:spacing w:after="60" w:line="260"/>
+        <w:ind w:left="400" w:hanging="240"/>
+      </w:pPr>
+      <w:r>
+        <w:rPr>
+          <w:rFonts w:ascii="Calibri" w:cs="Calibri" w:eastAsia="Calibri" w:hAnsi="Calibri"/>
+          <w:b/>
+          <w:bCs/>
+          <w:color w:val="004B87"/>
+          <w:sz w:val="21"/>
+          <w:szCs w:val="21"/>
+        </w:rPr>
+        <w:t xml:space="preserve">1. </w:t>
+      </w:r>
+      <w:r>
+        <w:rPr>
+          <w:rFonts w:ascii="Calibri" w:cs="Calibri" w:eastAsia="Calibri" w:hAnsi="Calibri"/>
+          <w:color w:val="222222"/>
+          <w:sz w:val="21"/>
+          <w:szCs w:val="21"/>
+        </w:rPr>
+        <w:t xml:space="preserve">TLS 1.3 in transit on both legs, adviser to edge and edge to origin.</w:t>
+      </w:r>
+    </w:p>
+    <w:p>
+      <w:pPr>
+        <w:spacing w:after="60" w:line="260"/>
+        <w:ind w:left="400" w:hanging="240"/>
+      </w:pPr>
+      <w:r>
+        <w:rPr>
+          <w:rFonts w:ascii="Calibri" w:cs="Calibri" w:eastAsia="Calibri" w:hAnsi="Calibri"/>
+          <w:b/>
+          <w:bCs/>
+          <w:color w:val="004B87"/>
+          <w:sz w:val="21"/>
+          <w:szCs w:val="21"/>
+        </w:rPr>
+        <w:t xml:space="preserve">2. </w:t>
+      </w:r>
+      <w:r>
+        <w:rPr>
+          <w:rFonts w:ascii="Calibri" w:cs="Calibri" w:eastAsia="Calibri" w:hAnsi="Calibri"/>
+          <w:color w:val="222222"/>
+          <w:sz w:val="21"/>
+          <w:szCs w:val="21"/>
+        </w:rPr>
+        <w:t xml:space="preserve">Direct identifiers are tokenised in the browser before any payload leaves the device,</w:t>
+      </w:r>
+      <w:r>
+        <w:br/>
+      </w:r>
+      <w:r>
+        <w:rPr>
+          <w:rFonts w:ascii="Calibri" w:cs="Calibri" w:eastAsia="Calibri" w:hAnsi="Calibri"/>
+          <w:color w:val="222222"/>
+          <w:sz w:val="21"/>
+          <w:szCs w:val="21"/>
+        </w:rPr>
+        <w:t xml:space="preserve">so the edge never sees a client name, National Insurance number, address or date of birth.</w:t>
+      </w:r>
+    </w:p>
+    <w:p>
+      <w:pPr>
+        <w:spacing w:after="60" w:line="260"/>
+        <w:ind w:left="400" w:hanging="240"/>
+      </w:pPr>
+      <w:r>
+        <w:rPr>
+          <w:rFonts w:ascii="Calibri" w:cs="Calibri" w:eastAsia="Calibri" w:hAnsi="Calibri"/>
+          <w:b/>
+          <w:bCs/>
+          <w:color w:val="004B87"/>
+          <w:sz w:val="21"/>
+          <w:szCs w:val="21"/>
+        </w:rPr>
+        <w:t xml:space="preserve">3. </w:t>
+      </w:r>
+      <w:r>
+        <w:rPr>
+          <w:rFonts w:ascii="Calibri" w:cs="Calibri" w:eastAsia="Calibri" w:hAnsi="Calibri"/>
+          <w:color w:val="222222"/>
+          <w:sz w:val="21"/>
+          <w:szCs w:val="21"/>
+        </w:rPr>
+        <w:t xml:space="preserve">Compute, Speech-to-Text and the token map itself remain in </w:t>
+      </w:r>
+      <w:r>
+        <w:rPr>
+          <w:rFonts w:ascii="Consolas" w:cs="Consolas" w:eastAsia="Consolas" w:hAnsi="Consolas"/>
+          <w:color w:val="0F172A"/>
+          <w:sz w:val="19"/>
+          <w:szCs w:val="19"/>
+          <w:shd w:fill="E2E8F0" w:val="clear"/>
+        </w:rPr>
+        <w:t xml:space="preserve">europe-west2</w:t>
+      </w:r>
+      <w:r>
+        <w:rPr>
+          <w:rFonts w:ascii="Calibri" w:cs="Calibri" w:eastAsia="Calibri" w:hAnsi="Calibri"/>
+          <w:color w:val="222222"/>
+          <w:sz w:val="21"/>
+          <w:szCs w:val="21"/>
+        </w:rPr>
+        <w:t xml:space="preserve"> or on the</w:t>
+      </w:r>
+      <w:r>
+        <w:br/>
+      </w:r>
+      <w:r>
+        <w:rPr>
+          <w:rFonts w:ascii="Calibri" w:cs="Calibri" w:eastAsia="Calibri" w:hAnsi="Calibri"/>
+          <w:color w:val="222222"/>
+          <w:sz w:val="21"/>
+          <w:szCs w:val="21"/>
+        </w:rPr>
+        <w:t xml:space="preserve">adviser’s device.</w:t>
+      </w:r>
+    </w:p>
+    <w:p>
+      <w:pPr>
+        <w:spacing w:after="60" w:line="260"/>
+        <w:ind w:left="400" w:hanging="240"/>
+      </w:pPr>
+      <w:r>
+        <w:rPr>
+          <w:rFonts w:ascii="Calibri" w:cs="Calibri" w:eastAsia="Calibri" w:hAnsi="Calibri"/>
+          <w:b/>
+          <w:bCs/>
+          <w:color w:val="004B87"/>
+          <w:sz w:val="21"/>
+          <w:szCs w:val="21"/>
+        </w:rPr>
+        <w:t xml:space="preserve">4. </w:t>
+      </w:r>
+      <w:r>
+        <w:rPr>
+          <w:rFonts w:ascii="Calibri" w:cs="Calibri" w:eastAsia="Calibri" w:hAnsi="Calibri"/>
+          <w:color w:val="222222"/>
+          <w:sz w:val="21"/>
+          <w:szCs w:val="21"/>
+        </w:rPr>
+        <w:t xml:space="preserve">Google Cloud is contracted under the organisation’s existing data processing terms,</w:t>
+      </w:r>
+      <w:r>
+        <w:br/>
+      </w:r>
+      <w:r>
+        <w:rPr>
+          <w:rFonts w:ascii="Calibri" w:cs="Calibri" w:eastAsia="Calibri" w:hAnsi="Calibri"/>
+          <w:color w:val="222222"/>
+          <w:sz w:val="21"/>
+          <w:szCs w:val="21"/>
+        </w:rPr>
+        <w:t xml:space="preserve">including standard transfer safeguards, and edge nodes do not retain request bodies.</w:t>
+      </w:r>
+    </w:p>
+    <w:p>
+      <w:pPr>
+        <w:spacing w:after="80"/>
+      </w:pPr>
+    </w:p>
+    <w:p>
+      <w:pPr>
+        <w:spacing w:after="100" w:line="270"/>
+      </w:pPr>
+      <w:r>
+        <w:rPr>
+          <w:rFonts w:ascii="Calibri" w:cs="Calibri" w:eastAsia="Calibri" w:hAnsi="Calibri"/>
+          <w:b/>
+          <w:bCs/>
+          <w:color w:val="222222"/>
+          <w:sz w:val="21"/>
+          <w:szCs w:val="21"/>
+        </w:rPr>
+        <w:t xml:space="preserve">Residual Risk</w:t>
+      </w:r>
+      <w:r>
+        <w:rPr>
+          <w:rFonts w:ascii="Calibri" w:cs="Calibri" w:eastAsia="Calibri" w:hAnsi="Calibri"/>
+          <w:color w:val="222222"/>
+          <w:sz w:val="21"/>
+          <w:szCs w:val="21"/>
+        </w:rPr>
+        <w:t xml:space="preserve">: ACCEPTED (Low). Accepted knowingly on the basis that no direct</w:t>
+      </w:r>
+      <w:r>
+        <w:br/>
+      </w:r>
+      <w:r>
+        <w:rPr>
+          <w:rFonts w:ascii="Calibri" w:cs="Calibri" w:eastAsia="Calibri" w:hAnsi="Calibri"/>
+          <w:color w:val="222222"/>
+          <w:sz w:val="21"/>
+          <w:szCs w:val="21"/>
+        </w:rPr>
+        <w:t xml:space="preserve">identifier and no audio traverses the edge, and that the practical routing for Wandsworth</w:t>
+      </w:r>
+      <w:r>
+        <w:br/>
+      </w:r>
+      <w:r>
+        <w:rPr>
+          <w:rFonts w:ascii="Calibri" w:cs="Calibri" w:eastAsia="Calibri" w:hAnsi="Calibri"/>
+          <w:color w:val="222222"/>
+          <w:sz w:val="21"/>
+          <w:szCs w:val="21"/>
+        </w:rPr>
+        <w:t xml:space="preserve">advisers is a London point of presence. This acceptance is time limited: it should be</w:t>
+      </w:r>
+      <w:r>
+        <w:br/>
+      </w:r>
+      <w:r>
+        <w:rPr>
+          <w:rFonts w:ascii="Calibri" w:cs="Calibri" w:eastAsia="Calibri" w:hAnsi="Calibri"/>
+          <w:color w:val="222222"/>
+          <w:sz w:val="21"/>
+          <w:szCs w:val="21"/>
+        </w:rPr>
+        <w:t xml:space="preserve">revisited before any expansion beyond the pilot, at which point migrating the API to a</w:t>
+      </w:r>
+      <w:r>
+        <w:br/>
+      </w:r>
+      <w:r>
+        <w:rPr>
+          <w:rFonts w:ascii="Calibri" w:cs="Calibri" w:eastAsia="Calibri" w:hAnsi="Calibri"/>
+          <w:color w:val="222222"/>
+          <w:sz w:val="21"/>
+          <w:szCs w:val="21"/>
+        </w:rPr>
+        <w:t xml:space="preserve">regional external Application Load Balancer in </w:t>
+      </w:r>
+      <w:r>
+        <w:rPr>
+          <w:rFonts w:ascii="Consolas" w:cs="Consolas" w:eastAsia="Consolas" w:hAnsi="Consolas"/>
+          <w:color w:val="0F172A"/>
+          <w:sz w:val="19"/>
+          <w:szCs w:val="19"/>
+          <w:shd w:fill="E2E8F0" w:val="clear"/>
+        </w:rPr>
+        <w:t xml:space="preserve">europe-west2</w:t>
+      </w:r>
+      <w:r>
+        <w:rPr>
+          <w:rFonts w:ascii="Calibri" w:cs="Calibri" w:eastAsia="Calibri" w:hAnsi="Calibri"/>
+          <w:color w:val="222222"/>
+          <w:sz w:val="21"/>
+          <w:szCs w:val="21"/>
+        </w:rPr>
+        <w:t xml:space="preserve"> should be costed and, if</w:t>
+      </w:r>
+      <w:r>
+        <w:br/>
+      </w:r>
+      <w:r>
+        <w:rPr>
+          <w:rFonts w:ascii="Calibri" w:cs="Calibri" w:eastAsia="Calibri" w:hAnsi="Calibri"/>
+          <w:color w:val="222222"/>
+          <w:sz w:val="21"/>
+          <w:szCs w:val="21"/>
+        </w:rPr>
+        <w:t xml:space="preserve">proportionate, implemented.</w:t>
+      </w:r>
+    </w:p>
+    <w:p>
+      <w:pPr>
+        <w:spacing w:after="100" w:line="270"/>
+      </w:pPr>
+      <w:r>
+        <w:rPr>
+          <w:rFonts w:ascii="Calibri" w:cs="Calibri" w:eastAsia="Calibri" w:hAnsi="Calibri"/>
+          <w:b/>
+          <w:bCs/>
+          <w:color w:val="222222"/>
+          <w:sz w:val="21"/>
+          <w:szCs w:val="21"/>
+        </w:rPr>
+        <w:t xml:space="preserve">Correction to earlier wording</w:t>
+      </w:r>
+      <w:r>
+        <w:rPr>
+          <w:rFonts w:ascii="Calibri" w:cs="Calibri" w:eastAsia="Calibri" w:hAnsi="Calibri"/>
+          <w:color w:val="222222"/>
+          <w:sz w:val="21"/>
+          <w:szCs w:val="21"/>
+        </w:rPr>
+        <w:t xml:space="preserve">: any statement in this or associated documents that all</w:t>
+      </w:r>
+      <w:r>
+        <w:br/>
+      </w:r>
+      <w:r>
+        <w:rPr>
+          <w:rFonts w:ascii="Calibri" w:cs="Calibri" w:eastAsia="Calibri" w:hAnsi="Calibri"/>
+          <w:color w:val="222222"/>
+          <w:sz w:val="21"/>
+          <w:szCs w:val="21"/>
+        </w:rPr>
+        <w:t xml:space="preserve">Case Ace processing terminates within the United Kingdom should be read as qualified by</w:t>
+      </w:r>
+      <w:r>
+        <w:br/>
+      </w:r>
+      <w:r>
+        <w:rPr>
+          <w:rFonts w:ascii="Calibri" w:cs="Calibri" w:eastAsia="Calibri" w:hAnsi="Calibri"/>
+          <w:color w:val="222222"/>
+          <w:sz w:val="21"/>
+          <w:szCs w:val="21"/>
+        </w:rPr>
+        <w:t xml:space="preserve">this entry. Compute and model inference are region pinned; network termination is not.</w:t>
       </w:r>
     </w:p>
     <w:p>
